--- a/Science_Teesside/Teaching_Packs/GROW/lessons/W3B/GROW_Science_Autumn1_W3B_Friction_Test_Pupil.docx
+++ b/Science_Teesside/Teaching_Packs/GROW/lessons/W3B/GROW_Science_Autumn1_W3B_Friction_Test_Pupil.docx
@@ -50,7 +50,7 @@
     </w:p>
     <w:p>
       <w:r>
-        <w:t>Use this sheet with Monday's prediction. You can test, observe, direct an adult, point or dictate. Keep the real results even if they surprise you. Choose the model-data route only if a safe practical is unavailable.</w:t>
+        <w:t>Use this sheet with your Lesson A prediction. You can test, observe, direct an adult, point or dictate. Keep real results even if they surprise you. Use model data only if a safe practical is unavailable.</w:t>
       </w:r>
     </w:p>
     <w:p>
@@ -63,7 +63,7 @@
     </w:p>
     <w:p>
       <w:r>
-        <w:t>Retrieve Monday's prediction. Which of your three surfaces might stop the block sooner? Explain or point to your reason. Name the things that must stay the same.</w:t>
+        <w:t>Retrieve your Lesson A prediction. Which surface might stop the block sooner? Explain or point to a reason. Name what must stay the same.</w:t>
       </w:r>
     </w:p>
     <w:p>
@@ -1295,7 +1295,7 @@
         <w:pStyle w:val="Title"/>
       </w:pPr>
       <w:r>
-        <w:t>5. Feedback and exit</w:t>
+        <w:t>5. Review the evidence and exit</w:t>
       </w:r>
     </w:p>
     <w:p>
@@ -1308,7 +1308,7 @@
     </w:p>
     <w:p>
       <w:r>
-        <w:t>Tell the adult one observation or access need, or pass privately. Then choose one exit question. You may point, speak, draw or write.</w:t>
+        <w:t>Use four minutes to review one conclusion against your existing results with the adult. Keep or improve the explanation, preserving original values. Then use four minutes for one exit question.</w:t>
       </w:r>
     </w:p>
     <w:p>
@@ -1319,7 +1319,7 @@
         </w:numPr>
       </w:pPr>
       <w:r>
-        <w:t>Feedback: what helped or could change?</w:t>
+        <w:t>Optional: While reviewing your evidence, point, say, sign or show the adult an idea, question or change that would help. You may pass or speak privately. The adult listens, explains what can change and checks whether it helped.</w:t>
       </w:r>
     </w:p>
     <w:p>
@@ -1524,7 +1524,7 @@
         </w:pBdr>
       </w:pPr>
       <w:r>
-        <w:t>Keep prediction, results and conclusion together. Next week's current sequence studies levers, pulleys and gears.</w:t>
+        <w:t>Keep prediction, results and conclusion together. Next lesson: Levers, pulleys and gears.</w:t>
       </w:r>
     </w:p>
     <w:sectPr>
